--- a/public/column/llm-essence/llm-essence-thesis.docx
+++ b/public/column/llm-essence/llm-essence-thesis.docx
@@ -204,7 +204,7 @@
               <w:jc w:val="left"/>
             </w:pPr>
             <w:r>
-              <w:t xml:space="preserve">（院系名称）</w:t>
+              <w:t xml:space="preserve">SDE 学院 AI 工程系</w:t>
             </w:r>
           </w:p>
         </w:tc>
